--- a/docs/2305120128冯汶林_Git.docx
+++ b/docs/2305120128冯汶林_Git.docx
@@ -234,14 +234,6 @@
       </w:r>
     </w:p>
     <w:p>
-      <w:pPr>
-        <w:rPr>
-          <w:rFonts w:hint="eastAsia"/>
-          <w:lang w:eastAsia="zh-CN"/>
-        </w:rPr>
-      </w:pPr>
-      <w:bookmarkStart w:id="0" w:name="_GoBack"/>
-      <w:bookmarkEnd w:id="0"/>
       <w:r>
         <w:drawing>
           <wp:inline distT="0" distB="0" distL="114300" distR="114300">
@@ -285,6 +277,239 @@
           </wp:inline>
         </w:drawing>
       </w:r>
+    </w:p>
+    <w:p>
+      <w:r>
+        <w:drawing>
+          <wp:inline distT="0" distB="0" distL="114300" distR="114300">
+            <wp:extent cx="5271135" cy="1527175"/>
+            <wp:effectExtent l="0" t="0" r="12065" b="9525"/>
+            <wp:docPr id="7" name="图片 1"/>
+            <wp:cNvGraphicFramePr>
+              <a:graphicFrameLocks xmlns:a="http://schemas.openxmlformats.org/drawingml/2006/main" noChangeAspect="1"/>
+            </wp:cNvGraphicFramePr>
+            <a:graphic xmlns:a="http://schemas.openxmlformats.org/drawingml/2006/main">
+              <a:graphicData uri="http://schemas.openxmlformats.org/drawingml/2006/picture">
+                <pic:pic xmlns:pic="http://schemas.openxmlformats.org/drawingml/2006/picture">
+                  <pic:nvPicPr>
+                    <pic:cNvPr id="7" name="图片 1"/>
+                    <pic:cNvPicPr>
+                      <a:picLocks noChangeAspect="1"/>
+                    </pic:cNvPicPr>
+                  </pic:nvPicPr>
+                  <pic:blipFill>
+                    <a:blip r:embed="rId10"/>
+                    <a:stretch>
+                      <a:fillRect/>
+                    </a:stretch>
+                  </pic:blipFill>
+                  <pic:spPr>
+                    <a:xfrm>
+                      <a:off x="0" y="0"/>
+                      <a:ext cx="5271135" cy="1527175"/>
+                    </a:xfrm>
+                    <a:prstGeom prst="rect">
+                      <a:avLst/>
+                    </a:prstGeom>
+                    <a:noFill/>
+                    <a:ln>
+                      <a:noFill/>
+                    </a:ln>
+                  </pic:spPr>
+                </pic:pic>
+              </a:graphicData>
+            </a:graphic>
+          </wp:inline>
+        </w:drawing>
+      </w:r>
+    </w:p>
+    <w:p>
+      <w:r>
+        <w:drawing>
+          <wp:inline distT="0" distB="0" distL="114300" distR="114300">
+            <wp:extent cx="5267960" cy="1845310"/>
+            <wp:effectExtent l="0" t="0" r="2540" b="8890"/>
+            <wp:docPr id="8" name="图片 1"/>
+            <wp:cNvGraphicFramePr>
+              <a:graphicFrameLocks xmlns:a="http://schemas.openxmlformats.org/drawingml/2006/main" noChangeAspect="1"/>
+            </wp:cNvGraphicFramePr>
+            <a:graphic xmlns:a="http://schemas.openxmlformats.org/drawingml/2006/main">
+              <a:graphicData uri="http://schemas.openxmlformats.org/drawingml/2006/picture">
+                <pic:pic xmlns:pic="http://schemas.openxmlformats.org/drawingml/2006/picture">
+                  <pic:nvPicPr>
+                    <pic:cNvPr id="8" name="图片 1"/>
+                    <pic:cNvPicPr>
+                      <a:picLocks noChangeAspect="1"/>
+                    </pic:cNvPicPr>
+                  </pic:nvPicPr>
+                  <pic:blipFill>
+                    <a:blip r:embed="rId11"/>
+                    <a:stretch>
+                      <a:fillRect/>
+                    </a:stretch>
+                  </pic:blipFill>
+                  <pic:spPr>
+                    <a:xfrm>
+                      <a:off x="0" y="0"/>
+                      <a:ext cx="5267960" cy="1845310"/>
+                    </a:xfrm>
+                    <a:prstGeom prst="rect">
+                      <a:avLst/>
+                    </a:prstGeom>
+                    <a:noFill/>
+                    <a:ln>
+                      <a:noFill/>
+                    </a:ln>
+                  </pic:spPr>
+                </pic:pic>
+              </a:graphicData>
+            </a:graphic>
+          </wp:inline>
+        </w:drawing>
+      </w:r>
+    </w:p>
+    <w:p>
+      <w:r>
+        <w:drawing>
+          <wp:inline distT="0" distB="0" distL="114300" distR="114300">
+            <wp:extent cx="5270500" cy="2101215"/>
+            <wp:effectExtent l="0" t="0" r="0" b="6985"/>
+            <wp:docPr id="9" name="图片 1"/>
+            <wp:cNvGraphicFramePr>
+              <a:graphicFrameLocks xmlns:a="http://schemas.openxmlformats.org/drawingml/2006/main" noChangeAspect="1"/>
+            </wp:cNvGraphicFramePr>
+            <a:graphic xmlns:a="http://schemas.openxmlformats.org/drawingml/2006/main">
+              <a:graphicData uri="http://schemas.openxmlformats.org/drawingml/2006/picture">
+                <pic:pic xmlns:pic="http://schemas.openxmlformats.org/drawingml/2006/picture">
+                  <pic:nvPicPr>
+                    <pic:cNvPr id="9" name="图片 1"/>
+                    <pic:cNvPicPr>
+                      <a:picLocks noChangeAspect="1"/>
+                    </pic:cNvPicPr>
+                  </pic:nvPicPr>
+                  <pic:blipFill>
+                    <a:blip r:embed="rId12"/>
+                    <a:stretch>
+                      <a:fillRect/>
+                    </a:stretch>
+                  </pic:blipFill>
+                  <pic:spPr>
+                    <a:xfrm>
+                      <a:off x="0" y="0"/>
+                      <a:ext cx="5270500" cy="2101215"/>
+                    </a:xfrm>
+                    <a:prstGeom prst="rect">
+                      <a:avLst/>
+                    </a:prstGeom>
+                    <a:noFill/>
+                    <a:ln>
+                      <a:noFill/>
+                    </a:ln>
+                  </pic:spPr>
+                </pic:pic>
+              </a:graphicData>
+            </a:graphic>
+          </wp:inline>
+        </w:drawing>
+      </w:r>
+    </w:p>
+    <w:p>
+      <w:r>
+        <w:drawing>
+          <wp:inline distT="0" distB="0" distL="114300" distR="114300">
+            <wp:extent cx="5273675" cy="1950720"/>
+            <wp:effectExtent l="0" t="0" r="9525" b="5080"/>
+            <wp:docPr id="10" name="图片 1"/>
+            <wp:cNvGraphicFramePr>
+              <a:graphicFrameLocks xmlns:a="http://schemas.openxmlformats.org/drawingml/2006/main" noChangeAspect="1"/>
+            </wp:cNvGraphicFramePr>
+            <a:graphic xmlns:a="http://schemas.openxmlformats.org/drawingml/2006/main">
+              <a:graphicData uri="http://schemas.openxmlformats.org/drawingml/2006/picture">
+                <pic:pic xmlns:pic="http://schemas.openxmlformats.org/drawingml/2006/picture">
+                  <pic:nvPicPr>
+                    <pic:cNvPr id="10" name="图片 1"/>
+                    <pic:cNvPicPr>
+                      <a:picLocks noChangeAspect="1"/>
+                    </pic:cNvPicPr>
+                  </pic:nvPicPr>
+                  <pic:blipFill>
+                    <a:blip r:embed="rId13"/>
+                    <a:stretch>
+                      <a:fillRect/>
+                    </a:stretch>
+                  </pic:blipFill>
+                  <pic:spPr>
+                    <a:xfrm>
+                      <a:off x="0" y="0"/>
+                      <a:ext cx="5273675" cy="1950720"/>
+                    </a:xfrm>
+                    <a:prstGeom prst="rect">
+                      <a:avLst/>
+                    </a:prstGeom>
+                    <a:noFill/>
+                    <a:ln>
+                      <a:noFill/>
+                    </a:ln>
+                  </pic:spPr>
+                </pic:pic>
+              </a:graphicData>
+            </a:graphic>
+          </wp:inline>
+        </w:drawing>
+      </w:r>
+    </w:p>
+    <w:p>
+      <w:pPr>
+        <w:rPr>
+          <w:rFonts w:hint="eastAsia"/>
+          <w:lang w:eastAsia="zh-CN"/>
+        </w:rPr>
+      </w:pPr>
+      <w:r>
+        <w:drawing>
+          <wp:inline distT="0" distB="0" distL="114300" distR="114300">
+            <wp:extent cx="5266690" cy="1095375"/>
+            <wp:effectExtent l="0" t="0" r="3810" b="9525"/>
+            <wp:docPr id="11" name="图片 1"/>
+            <wp:cNvGraphicFramePr>
+              <a:graphicFrameLocks xmlns:a="http://schemas.openxmlformats.org/drawingml/2006/main" noChangeAspect="1"/>
+            </wp:cNvGraphicFramePr>
+            <a:graphic xmlns:a="http://schemas.openxmlformats.org/drawingml/2006/main">
+              <a:graphicData uri="http://schemas.openxmlformats.org/drawingml/2006/picture">
+                <pic:pic xmlns:pic="http://schemas.openxmlformats.org/drawingml/2006/picture">
+                  <pic:nvPicPr>
+                    <pic:cNvPr id="11" name="图片 1"/>
+                    <pic:cNvPicPr>
+                      <a:picLocks noChangeAspect="1"/>
+                    </pic:cNvPicPr>
+                  </pic:nvPicPr>
+                  <pic:blipFill>
+                    <a:blip r:embed="rId14"/>
+                    <a:stretch>
+                      <a:fillRect/>
+                    </a:stretch>
+                  </pic:blipFill>
+                  <pic:spPr>
+                    <a:xfrm>
+                      <a:off x="0" y="0"/>
+                      <a:ext cx="5266690" cy="1095375"/>
+                    </a:xfrm>
+                    <a:prstGeom prst="rect">
+                      <a:avLst/>
+                    </a:prstGeom>
+                    <a:noFill/>
+                    <a:ln>
+                      <a:noFill/>
+                    </a:ln>
+                  </pic:spPr>
+                </pic:pic>
+              </a:graphicData>
+            </a:graphic>
+          </wp:inline>
+        </w:drawing>
+      </w:r>
+      <w:bookmarkStart w:id="0" w:name="_GoBack"/>
+      <w:bookmarkEnd w:id="0"/>
     </w:p>
     <w:sectPr>
       <w:pgSz w:w="11906" w:h="16838"/>
@@ -410,7 +635,7 @@
     <w:lsdException w:unhideWhenUsed="0" w:uiPriority="0" w:semiHidden="0" w:name="HTML Sample"/>
     <w:lsdException w:unhideWhenUsed="0" w:uiPriority="0" w:semiHidden="0" w:name="HTML Typewriter"/>
     <w:lsdException w:unhideWhenUsed="0" w:uiPriority="0" w:semiHidden="0" w:name="HTML Variable"/>
-    <w:lsdException w:unhideWhenUsed="0" w:uiPriority="0" w:name="Normal Table"/>
+    <w:lsdException w:qFormat="1" w:unhideWhenUsed="0" w:uiPriority="0" w:name="Normal Table"/>
     <w:lsdException w:unhideWhenUsed="0" w:uiPriority="0" w:semiHidden="0" w:name="annotation subject"/>
     <w:lsdException w:unhideWhenUsed="0" w:uiPriority="0" w:semiHidden="0" w:name="Table Simple 1"/>
     <w:lsdException w:unhideWhenUsed="0" w:uiPriority="0" w:semiHidden="0" w:name="Table Simple 2"/>
@@ -581,6 +806,7 @@
   <w:style w:type="table" w:default="1" w:styleId="2">
     <w:name w:val="Normal Table"/>
     <w:semiHidden/>
+    <w:qFormat/>
     <w:uiPriority w:val="0"/>
     <w:tblPr>
       <w:tblCellMar>
